--- a/transcribed_interviews/chile_jose_tomas_25-03-2024.docx
+++ b/transcribed_interviews/chile_jose_tomas_25-03-2024.docx
@@ -326,7 +326,7 @@
           <w:sz w:val="24"/>
           <w:szCs w:val="24"/>
         </w:rPr>
-        <w:t xml:space="preserve">[00:02 - 00:19] </w:t>
+        <w:t xml:space="preserve"/>
       </w:r>
       <w:r>
         <w:rPr>
@@ -355,7 +355,7 @@
           <w:sz w:val="24"/>
           <w:szCs w:val="24"/>
         </w:rPr>
-        <w:t xml:space="preserve">[00:20 - 00:27] </w:t>
+        <w:t xml:space="preserve"/>
       </w:r>
       <w:r>
         <w:rPr>
@@ -419,7 +419,7 @@
           <w:sz w:val="24"/>
           <w:szCs w:val="24"/>
         </w:rPr>
-        <w:t xml:space="preserve">[00:28 - 00:45] </w:t>
+        <w:t xml:space="preserve"/>
       </w:r>
       <w:r>
         <w:rPr>
@@ -448,7 +448,7 @@
           <w:sz w:val="24"/>
           <w:szCs w:val="24"/>
         </w:rPr>
-        <w:t xml:space="preserve">[00:48 - 00:57] </w:t>
+        <w:t xml:space="preserve"/>
       </w:r>
       <w:r>
         <w:rPr>
@@ -477,7 +477,7 @@
           <w:sz w:val="24"/>
           <w:szCs w:val="24"/>
         </w:rPr>
-        <w:t xml:space="preserve">[00:57 - 01:07] </w:t>
+        <w:t xml:space="preserve"/>
       </w:r>
       <w:r>
         <w:rPr>
@@ -506,7 +506,7 @@
           <w:sz w:val="24"/>
           <w:szCs w:val="24"/>
         </w:rPr>
-        <w:t xml:space="preserve">[01:08 - 01:16] </w:t>
+        <w:t xml:space="preserve"/>
       </w:r>
       <w:r>
         <w:rPr>
@@ -535,7 +535,7 @@
           <w:sz w:val="24"/>
           <w:szCs w:val="24"/>
         </w:rPr>
-        <w:t xml:space="preserve">[01:18 - 01:27] </w:t>
+        <w:t xml:space="preserve"/>
       </w:r>
       <w:r>
         <w:rPr>
@@ -565,7 +565,7 @@
           <w:szCs w:val="24"/>
         </w:rPr>
         <w:lastRenderedPageBreak/>
-        <w:t xml:space="preserve">[01:27 - 01:34] </w:t>
+        <w:t xml:space="preserve"/>
       </w:r>
       <w:r>
         <w:rPr>
@@ -594,7 +594,7 @@
           <w:sz w:val="24"/>
           <w:szCs w:val="24"/>
         </w:rPr>
-        <w:t xml:space="preserve">[01:36 - 01:57] </w:t>
+        <w:t xml:space="preserve"/>
       </w:r>
       <w:r>
         <w:rPr>
@@ -623,7 +623,7 @@
           <w:sz w:val="24"/>
           <w:szCs w:val="24"/>
         </w:rPr>
-        <w:t xml:space="preserve">[01:57 - 02:03] </w:t>
+        <w:t xml:space="preserve"/>
       </w:r>
       <w:r>
         <w:rPr>
@@ -652,7 +652,7 @@
           <w:sz w:val="24"/>
           <w:szCs w:val="24"/>
         </w:rPr>
-        <w:t xml:space="preserve">[02:04 - 02:17] </w:t>
+        <w:t xml:space="preserve"/>
       </w:r>
       <w:r>
         <w:rPr>
@@ -681,7 +681,7 @@
           <w:sz w:val="24"/>
           <w:szCs w:val="24"/>
         </w:rPr>
-        <w:t xml:space="preserve">[02:18 - 02:27] </w:t>
+        <w:t xml:space="preserve"/>
       </w:r>
       <w:r>
         <w:rPr>
@@ -710,7 +710,7 @@
           <w:sz w:val="24"/>
           <w:szCs w:val="24"/>
         </w:rPr>
-        <w:t xml:space="preserve">[02:27 - 02:41] </w:t>
+        <w:t xml:space="preserve"/>
       </w:r>
       <w:r>
         <w:rPr>
@@ -739,7 +739,7 @@
           <w:sz w:val="24"/>
           <w:szCs w:val="24"/>
         </w:rPr>
-        <w:t xml:space="preserve">[02:42 - 02:54] </w:t>
+        <w:t xml:space="preserve"/>
       </w:r>
       <w:r>
         <w:rPr>
@@ -768,7 +768,7 @@
           <w:sz w:val="24"/>
           <w:szCs w:val="24"/>
         </w:rPr>
-        <w:t xml:space="preserve">[02:54 - 03:01] </w:t>
+        <w:t xml:space="preserve"/>
       </w:r>
       <w:r>
         <w:rPr>
@@ -797,7 +797,7 @@
           <w:sz w:val="24"/>
           <w:szCs w:val="24"/>
         </w:rPr>
-        <w:t xml:space="preserve">[03:04 - 03:15] </w:t>
+        <w:t xml:space="preserve"/>
       </w:r>
       <w:r>
         <w:rPr>
@@ -826,7 +826,7 @@
           <w:sz w:val="24"/>
           <w:szCs w:val="24"/>
         </w:rPr>
-        <w:t xml:space="preserve">[03:15 - 03:25] </w:t>
+        <w:t xml:space="preserve"/>
       </w:r>
       <w:r>
         <w:rPr>
@@ -855,7 +855,7 @@
           <w:sz w:val="24"/>
           <w:szCs w:val="24"/>
         </w:rPr>
-        <w:t xml:space="preserve">[03:25 - 03:29] </w:t>
+        <w:t xml:space="preserve"/>
       </w:r>
       <w:r>
         <w:rPr>
@@ -884,7 +884,7 @@
           <w:sz w:val="24"/>
           <w:szCs w:val="24"/>
         </w:rPr>
-        <w:t xml:space="preserve">[03:29 - 03:41] </w:t>
+        <w:t xml:space="preserve"/>
       </w:r>
       <w:r>
         <w:rPr>
@@ -913,7 +913,7 @@
           <w:sz w:val="24"/>
           <w:szCs w:val="24"/>
         </w:rPr>
-        <w:t xml:space="preserve">[03:41 - 03:59] </w:t>
+        <w:t xml:space="preserve"/>
       </w:r>
       <w:r>
         <w:rPr>
@@ -943,7 +943,7 @@
           <w:szCs w:val="24"/>
         </w:rPr>
         <w:lastRenderedPageBreak/>
-        <w:t xml:space="preserve">[03:59 - 04:04] </w:t>
+        <w:t xml:space="preserve"/>
       </w:r>
       <w:r>
         <w:rPr>
@@ -972,7 +972,7 @@
           <w:sz w:val="24"/>
           <w:szCs w:val="24"/>
         </w:rPr>
-        <w:t xml:space="preserve">[04:04 - 04:13] </w:t>
+        <w:t xml:space="preserve"/>
       </w:r>
       <w:r>
         <w:rPr>
@@ -1001,7 +1001,7 @@
           <w:sz w:val="24"/>
           <w:szCs w:val="24"/>
         </w:rPr>
-        <w:t xml:space="preserve">[04:15 - 04:24] </w:t>
+        <w:t xml:space="preserve"/>
       </w:r>
       <w:r>
         <w:rPr>
@@ -1065,7 +1065,7 @@
           <w:sz w:val="24"/>
           <w:szCs w:val="24"/>
         </w:rPr>
-        <w:t xml:space="preserve">[04:28 - 04:39] </w:t>
+        <w:t xml:space="preserve"/>
       </w:r>
       <w:r>
         <w:rPr>
@@ -1094,7 +1094,7 @@
           <w:sz w:val="24"/>
           <w:szCs w:val="24"/>
         </w:rPr>
-        <w:t xml:space="preserve">[04:39 - 04:48] </w:t>
+        <w:t xml:space="preserve"/>
       </w:r>
       <w:r>
         <w:rPr>
@@ -1123,7 +1123,7 @@
           <w:sz w:val="24"/>
           <w:szCs w:val="24"/>
         </w:rPr>
-        <w:t xml:space="preserve">[04:48 - 04:58] </w:t>
+        <w:t xml:space="preserve"/>
       </w:r>
       <w:r>
         <w:rPr>
@@ -1152,7 +1152,7 @@
           <w:sz w:val="24"/>
           <w:szCs w:val="24"/>
         </w:rPr>
-        <w:t xml:space="preserve">[04:58 - 05:03] </w:t>
+        <w:t xml:space="preserve"/>
       </w:r>
       <w:r>
         <w:rPr>
@@ -1181,7 +1181,7 @@
           <w:sz w:val="24"/>
           <w:szCs w:val="24"/>
         </w:rPr>
-        <w:t xml:space="preserve">[05:04 - 05:14] </w:t>
+        <w:t xml:space="preserve"/>
       </w:r>
       <w:r>
         <w:rPr>
@@ -1245,7 +1245,7 @@
           <w:sz w:val="24"/>
           <w:szCs w:val="24"/>
         </w:rPr>
-        <w:t xml:space="preserve">[05:17 - 05:34] </w:t>
+        <w:t xml:space="preserve"/>
       </w:r>
       <w:r>
         <w:rPr>
@@ -1274,7 +1274,7 @@
           <w:sz w:val="24"/>
           <w:szCs w:val="24"/>
         </w:rPr>
-        <w:t xml:space="preserve">[05:34 - 05:42] </w:t>
+        <w:t xml:space="preserve"/>
       </w:r>
       <w:r>
         <w:rPr>
@@ -1303,7 +1303,7 @@
           <w:sz w:val="24"/>
           <w:szCs w:val="24"/>
         </w:rPr>
-        <w:t xml:space="preserve">[05:42 - 05:51] </w:t>
+        <w:t xml:space="preserve"/>
       </w:r>
       <w:r>
         <w:rPr>
@@ -1332,7 +1332,7 @@
           <w:sz w:val="24"/>
           <w:szCs w:val="24"/>
         </w:rPr>
-        <w:t xml:space="preserve">[05:51 - 06:03] </w:t>
+        <w:t xml:space="preserve"/>
       </w:r>
       <w:r>
         <w:rPr>
@@ -1362,7 +1362,7 @@
           <w:szCs w:val="24"/>
         </w:rPr>
         <w:lastRenderedPageBreak/>
-        <w:t xml:space="preserve">[06:05 - 06:12] </w:t>
+        <w:t xml:space="preserve"/>
       </w:r>
       <w:r>
         <w:rPr>
@@ -1391,7 +1391,7 @@
           <w:sz w:val="24"/>
           <w:szCs w:val="24"/>
         </w:rPr>
-        <w:t xml:space="preserve">[06:12 - 06:24] </w:t>
+        <w:t xml:space="preserve"/>
       </w:r>
       <w:r>
         <w:rPr>
@@ -1420,7 +1420,7 @@
           <w:sz w:val="24"/>
           <w:szCs w:val="24"/>
         </w:rPr>
-        <w:t xml:space="preserve">[06:25 - 06:36] </w:t>
+        <w:t xml:space="preserve"/>
       </w:r>
       <w:r>
         <w:rPr>
@@ -1449,7 +1449,7 @@
           <w:sz w:val="24"/>
           <w:szCs w:val="24"/>
         </w:rPr>
-        <w:t xml:space="preserve">[06:36 - 06:41] </w:t>
+        <w:t xml:space="preserve"/>
       </w:r>
       <w:r>
         <w:rPr>
@@ -1478,7 +1478,7 @@
           <w:sz w:val="24"/>
           <w:szCs w:val="24"/>
         </w:rPr>
-        <w:t xml:space="preserve">[06:42 - 06:55] </w:t>
+        <w:t xml:space="preserve"/>
       </w:r>
       <w:r>
         <w:rPr>
@@ -1507,7 +1507,7 @@
           <w:sz w:val="24"/>
           <w:szCs w:val="24"/>
         </w:rPr>
-        <w:t xml:space="preserve">[06:56 - 07:06] </w:t>
+        <w:t xml:space="preserve"/>
       </w:r>
       <w:r>
         <w:rPr>
@@ -1536,7 +1536,7 @@
           <w:sz w:val="24"/>
           <w:szCs w:val="24"/>
         </w:rPr>
-        <w:t xml:space="preserve">[07:06 - 07:19] </w:t>
+        <w:t xml:space="preserve"/>
       </w:r>
       <w:r>
         <w:rPr>
@@ -1565,7 +1565,7 @@
           <w:sz w:val="24"/>
           <w:szCs w:val="24"/>
         </w:rPr>
-        <w:t xml:space="preserve">[07:20 - 07:24] </w:t>
+        <w:t xml:space="preserve"/>
       </w:r>
       <w:r>
         <w:rPr>
@@ -1594,7 +1594,7 @@
           <w:sz w:val="24"/>
           <w:szCs w:val="24"/>
         </w:rPr>
-        <w:t xml:space="preserve">[07:25 - 07:34] </w:t>
+        <w:t xml:space="preserve"/>
       </w:r>
       <w:r>
         <w:rPr>
@@ -1623,7 +1623,7 @@
           <w:sz w:val="24"/>
           <w:szCs w:val="24"/>
         </w:rPr>
-        <w:t xml:space="preserve">[07:34 - 07:41] </w:t>
+        <w:t xml:space="preserve"/>
       </w:r>
       <w:r>
         <w:rPr>
@@ -1652,7 +1652,7 @@
           <w:sz w:val="24"/>
           <w:szCs w:val="24"/>
         </w:rPr>
-        <w:t xml:space="preserve">[07:43 - 07:49] </w:t>
+        <w:t xml:space="preserve"/>
       </w:r>
       <w:r>
         <w:rPr>
@@ -1681,7 +1681,7 @@
           <w:sz w:val="24"/>
           <w:szCs w:val="24"/>
         </w:rPr>
-        <w:t xml:space="preserve">[07:50 - 08:02] </w:t>
+        <w:t xml:space="preserve"/>
       </w:r>
       <w:r>
         <w:rPr>
@@ -1710,7 +1710,7 @@
           <w:sz w:val="24"/>
           <w:szCs w:val="24"/>
         </w:rPr>
-        <w:t xml:space="preserve">[08:04 - 08:14] </w:t>
+        <w:t xml:space="preserve"/>
       </w:r>
       <w:r>
         <w:rPr>
@@ -1739,7 +1739,7 @@
           <w:sz w:val="24"/>
           <w:szCs w:val="24"/>
         </w:rPr>
-        <w:t xml:space="preserve">[08:15 - 08:24] </w:t>
+        <w:t xml:space="preserve"/>
       </w:r>
       <w:r>
         <w:rPr>
@@ -1804,7 +1804,7 @@
           <w:sz w:val="24"/>
           <w:szCs w:val="24"/>
         </w:rPr>
-        <w:t xml:space="preserve">[08:25 - 08:36] </w:t>
+        <w:t xml:space="preserve"/>
       </w:r>
       <w:r>
         <w:rPr>
@@ -1833,7 +1833,7 @@
           <w:sz w:val="24"/>
           <w:szCs w:val="24"/>
         </w:rPr>
-        <w:t xml:space="preserve">[08:36 - 08:47] </w:t>
+        <w:t xml:space="preserve"/>
       </w:r>
       <w:r>
         <w:rPr>
@@ -1862,7 +1862,7 @@
           <w:sz w:val="24"/>
           <w:szCs w:val="24"/>
         </w:rPr>
-        <w:t xml:space="preserve">[08:47 - 08:59] </w:t>
+        <w:t xml:space="preserve"/>
       </w:r>
       <w:r>
         <w:rPr>
@@ -1891,7 +1891,7 @@
           <w:sz w:val="24"/>
           <w:szCs w:val="24"/>
         </w:rPr>
-        <w:t xml:space="preserve">[08:59 - 09:12] </w:t>
+        <w:t xml:space="preserve"/>
       </w:r>
       <w:r>
         <w:rPr>
@@ -1920,7 +1920,7 @@
           <w:sz w:val="24"/>
           <w:szCs w:val="24"/>
         </w:rPr>
-        <w:t xml:space="preserve">[09:12 - 09:22] </w:t>
+        <w:t xml:space="preserve"/>
       </w:r>
       <w:r>
         <w:rPr>
@@ -1949,7 +1949,7 @@
           <w:sz w:val="24"/>
           <w:szCs w:val="24"/>
         </w:rPr>
-        <w:t xml:space="preserve">[09:22 - 09:26] </w:t>
+        <w:t xml:space="preserve"/>
       </w:r>
       <w:r>
         <w:rPr>
@@ -2013,7 +2013,7 @@
           <w:sz w:val="24"/>
           <w:szCs w:val="24"/>
         </w:rPr>
-        <w:t xml:space="preserve">[09:33 - 09:45] </w:t>
+        <w:t xml:space="preserve"/>
       </w:r>
       <w:r>
         <w:rPr>
@@ -2042,7 +2042,7 @@
           <w:sz w:val="24"/>
           <w:szCs w:val="24"/>
         </w:rPr>
-        <w:t xml:space="preserve">[09:46 - 09:52] </w:t>
+        <w:t xml:space="preserve"/>
       </w:r>
       <w:r>
         <w:rPr>
@@ -2071,7 +2071,7 @@
           <w:sz w:val="24"/>
           <w:szCs w:val="24"/>
         </w:rPr>
-        <w:t xml:space="preserve">[09:53 - 10:02] </w:t>
+        <w:t xml:space="preserve"/>
       </w:r>
       <w:r>
         <w:rPr>
@@ -2100,7 +2100,7 @@
           <w:sz w:val="24"/>
           <w:szCs w:val="24"/>
         </w:rPr>
-        <w:t xml:space="preserve">[10:04 - 10:15] </w:t>
+        <w:t xml:space="preserve"/>
       </w:r>
       <w:r>
         <w:rPr>
@@ -2129,7 +2129,7 @@
           <w:sz w:val="24"/>
           <w:szCs w:val="24"/>
         </w:rPr>
-        <w:t xml:space="preserve">[10:15 - 10:27] </w:t>
+        <w:t xml:space="preserve"/>
       </w:r>
       <w:r>
         <w:rPr>
@@ -2159,7 +2159,7 @@
           <w:szCs w:val="24"/>
         </w:rPr>
         <w:lastRenderedPageBreak/>
-        <w:t xml:space="preserve">[10:27 - 10:38] </w:t>
+        <w:t xml:space="preserve"/>
       </w:r>
       <w:r>
         <w:rPr>
@@ -2188,7 +2188,7 @@
           <w:sz w:val="24"/>
           <w:szCs w:val="24"/>
         </w:rPr>
-        <w:t xml:space="preserve">[10:38 - 10:49] </w:t>
+        <w:t xml:space="preserve"/>
       </w:r>
       <w:r>
         <w:rPr>
@@ -2217,7 +2217,7 @@
           <w:sz w:val="24"/>
           <w:szCs w:val="24"/>
         </w:rPr>
-        <w:t xml:space="preserve">[10:50 - 11:02] </w:t>
+        <w:t xml:space="preserve"/>
       </w:r>
       <w:r>
         <w:rPr>
@@ -2246,7 +2246,7 @@
           <w:sz w:val="24"/>
           <w:szCs w:val="24"/>
         </w:rPr>
-        <w:t xml:space="preserve">[11:02 - 11:11] </w:t>
+        <w:t xml:space="preserve"/>
       </w:r>
       <w:r>
         <w:rPr>
@@ -2275,7 +2275,7 @@
           <w:sz w:val="24"/>
           <w:szCs w:val="24"/>
         </w:rPr>
-        <w:t xml:space="preserve">[11:13 - 11:20] </w:t>
+        <w:t xml:space="preserve"/>
       </w:r>
       <w:r>
         <w:rPr>
@@ -2304,7 +2304,7 @@
           <w:sz w:val="24"/>
           <w:szCs w:val="24"/>
         </w:rPr>
-        <w:t xml:space="preserve">[11:22 - 11:34] </w:t>
+        <w:t xml:space="preserve"/>
       </w:r>
       <w:r>
         <w:rPr>
@@ -2333,7 +2333,7 @@
           <w:sz w:val="24"/>
           <w:szCs w:val="24"/>
         </w:rPr>
-        <w:t xml:space="preserve">[11:36 - 11:43] </w:t>
+        <w:t xml:space="preserve"/>
       </w:r>
       <w:r>
         <w:rPr>
@@ -2362,7 +2362,7 @@
           <w:sz w:val="24"/>
           <w:szCs w:val="24"/>
         </w:rPr>
-        <w:t xml:space="preserve">[11:45 - 11:54] </w:t>
+        <w:t xml:space="preserve"/>
       </w:r>
       <w:r>
         <w:rPr>
@@ -2391,7 +2391,7 @@
           <w:sz w:val="24"/>
           <w:szCs w:val="24"/>
         </w:rPr>
-        <w:t xml:space="preserve">[11:54 - 12:03] </w:t>
+        <w:t xml:space="preserve"/>
       </w:r>
       <w:r>
         <w:rPr>
@@ -2420,7 +2420,7 @@
           <w:sz w:val="24"/>
           <w:szCs w:val="24"/>
         </w:rPr>
-        <w:t xml:space="preserve">[12:04 - 12:13] </w:t>
+        <w:t xml:space="preserve"/>
       </w:r>
       <w:r>
         <w:rPr>
@@ -2449,7 +2449,7 @@
           <w:sz w:val="24"/>
           <w:szCs w:val="24"/>
         </w:rPr>
-        <w:t xml:space="preserve">[12:13 - 12:25] </w:t>
+        <w:t xml:space="preserve"/>
       </w:r>
       <w:r>
         <w:rPr>
@@ -2478,7 +2478,7 @@
           <w:sz w:val="24"/>
           <w:szCs w:val="24"/>
         </w:rPr>
-        <w:t xml:space="preserve">[12:26 - 12:37] </w:t>
+        <w:t xml:space="preserve"/>
       </w:r>
       <w:r>
         <w:rPr>
@@ -2507,7 +2507,7 @@
           <w:sz w:val="24"/>
           <w:szCs w:val="24"/>
         </w:rPr>
-        <w:t xml:space="preserve">[12:38 - 12:49] </w:t>
+        <w:t xml:space="preserve"/>
       </w:r>
       <w:r>
         <w:rPr>
@@ -2537,7 +2537,7 @@
           <w:szCs w:val="24"/>
         </w:rPr>
         <w:lastRenderedPageBreak/>
-        <w:t xml:space="preserve">[12:51 - 13:03] </w:t>
+        <w:t xml:space="preserve"/>
       </w:r>
       <w:r>
         <w:rPr>
@@ -2566,7 +2566,7 @@
           <w:sz w:val="24"/>
           <w:szCs w:val="24"/>
         </w:rPr>
-        <w:t xml:space="preserve">[13:04 - 13:14] </w:t>
+        <w:t xml:space="preserve"/>
       </w:r>
       <w:r>
         <w:rPr>
@@ -2595,7 +2595,7 @@
           <w:sz w:val="24"/>
           <w:szCs w:val="24"/>
         </w:rPr>
-        <w:t xml:space="preserve">[13:15 - 13:23] </w:t>
+        <w:t xml:space="preserve"/>
       </w:r>
       <w:r>
         <w:rPr>
@@ -2624,7 +2624,7 @@
           <w:sz w:val="24"/>
           <w:szCs w:val="24"/>
         </w:rPr>
-        <w:t xml:space="preserve">[13:24 - 13:31] </w:t>
+        <w:t xml:space="preserve"/>
       </w:r>
       <w:r>
         <w:rPr>
@@ -2653,7 +2653,7 @@
           <w:sz w:val="24"/>
           <w:szCs w:val="24"/>
         </w:rPr>
-        <w:t xml:space="preserve">[13:36 - 13:47] </w:t>
+        <w:t xml:space="preserve"/>
       </w:r>
       <w:r>
         <w:rPr>
@@ -2682,7 +2682,7 @@
           <w:sz w:val="24"/>
           <w:szCs w:val="24"/>
         </w:rPr>
-        <w:t xml:space="preserve">[13:47 - 13:56] </w:t>
+        <w:t xml:space="preserve"/>
       </w:r>
       <w:r>
         <w:rPr>
@@ -2711,7 +2711,7 @@
           <w:sz w:val="24"/>
           <w:szCs w:val="24"/>
         </w:rPr>
-        <w:t xml:space="preserve">[13:58 - 14:09] </w:t>
+        <w:t xml:space="preserve"/>
       </w:r>
       <w:r>
         <w:rPr>
@@ -2740,7 +2740,7 @@
           <w:sz w:val="24"/>
           <w:szCs w:val="24"/>
         </w:rPr>
-        <w:t xml:space="preserve">[14:10 - 14:23] </w:t>
+        <w:t xml:space="preserve"/>
       </w:r>
       <w:r>
         <w:rPr>
@@ -2769,7 +2769,7 @@
           <w:sz w:val="24"/>
           <w:szCs w:val="24"/>
         </w:rPr>
-        <w:t xml:space="preserve">[14:23 - 14:34] </w:t>
+        <w:t xml:space="preserve"/>
       </w:r>
       <w:r>
         <w:rPr>
@@ -2798,7 +2798,7 @@
           <w:sz w:val="24"/>
           <w:szCs w:val="24"/>
         </w:rPr>
-        <w:t xml:space="preserve">[14:34 - 14:47] </w:t>
+        <w:t xml:space="preserve"/>
       </w:r>
       <w:r>
         <w:rPr>
@@ -2827,7 +2827,7 @@
           <w:sz w:val="24"/>
           <w:szCs w:val="24"/>
         </w:rPr>
-        <w:t xml:space="preserve">[14:47 - 14:53] </w:t>
+        <w:t xml:space="preserve"/>
       </w:r>
       <w:r>
         <w:rPr>
@@ -2856,7 +2856,7 @@
           <w:sz w:val="24"/>
           <w:szCs w:val="24"/>
         </w:rPr>
-        <w:t xml:space="preserve">[14:58 - 15:07] </w:t>
+        <w:t xml:space="preserve"/>
       </w:r>
       <w:r>
         <w:rPr>
@@ -2920,7 +2920,7 @@
           <w:sz w:val="24"/>
           <w:szCs w:val="24"/>
         </w:rPr>
-        <w:t xml:space="preserve">[15:12 - 15:23] </w:t>
+        <w:t xml:space="preserve"/>
       </w:r>
       <w:r>
         <w:rPr>
@@ -2950,7 +2950,7 @@
           <w:szCs w:val="24"/>
         </w:rPr>
         <w:lastRenderedPageBreak/>
-        <w:t xml:space="preserve">[15:23 - 15:34] </w:t>
+        <w:t xml:space="preserve"/>
       </w:r>
       <w:r>
         <w:rPr>
@@ -2979,7 +2979,7 @@
           <w:sz w:val="24"/>
           <w:szCs w:val="24"/>
         </w:rPr>
-        <w:t xml:space="preserve">[15:34 - 15:42] </w:t>
+        <w:t xml:space="preserve"/>
       </w:r>
       <w:r>
         <w:rPr>
@@ -3008,7 +3008,7 @@
           <w:sz w:val="24"/>
           <w:szCs w:val="24"/>
         </w:rPr>
-        <w:t xml:space="preserve">[15:44 - 15:54] </w:t>
+        <w:t xml:space="preserve"/>
       </w:r>
       <w:r>
         <w:rPr>
@@ -3037,7 +3037,7 @@
           <w:sz w:val="24"/>
           <w:szCs w:val="24"/>
         </w:rPr>
-        <w:t xml:space="preserve">[15:54 - 16:04] </w:t>
+        <w:t xml:space="preserve"/>
       </w:r>
       <w:r>
         <w:rPr>
@@ -3066,7 +3066,7 @@
           <w:sz w:val="24"/>
           <w:szCs w:val="24"/>
         </w:rPr>
-        <w:t xml:space="preserve">[16:05 - 16:13] </w:t>
+        <w:t xml:space="preserve"/>
       </w:r>
       <w:r>
         <w:rPr>
@@ -3095,7 +3095,7 @@
           <w:sz w:val="24"/>
           <w:szCs w:val="24"/>
         </w:rPr>
-        <w:t xml:space="preserve">[16:14 - 16:25] </w:t>
+        <w:t xml:space="preserve"/>
       </w:r>
       <w:r>
         <w:rPr>
@@ -3124,7 +3124,7 @@
           <w:sz w:val="24"/>
           <w:szCs w:val="24"/>
         </w:rPr>
-        <w:t xml:space="preserve">[16:25 - 16:32] </w:t>
+        <w:t xml:space="preserve"/>
       </w:r>
       <w:r>
         <w:rPr>
@@ -3188,7 +3188,7 @@
           <w:sz w:val="24"/>
           <w:szCs w:val="24"/>
         </w:rPr>
-        <w:t xml:space="preserve">[16:35 - 16:47] </w:t>
+        <w:t xml:space="preserve"/>
       </w:r>
       <w:r>
         <w:rPr>
@@ -3217,7 +3217,7 @@
           <w:sz w:val="24"/>
           <w:szCs w:val="24"/>
         </w:rPr>
-        <w:t xml:space="preserve">[16:48 - 16:54] </w:t>
+        <w:t xml:space="preserve"/>
       </w:r>
       <w:r>
         <w:rPr>
@@ -3246,7 +3246,7 @@
           <w:sz w:val="24"/>
           <w:szCs w:val="24"/>
         </w:rPr>
-        <w:t xml:space="preserve">[16:55 - 17:07] </w:t>
+        <w:t xml:space="preserve"/>
       </w:r>
       <w:r>
         <w:rPr>
@@ -3275,7 +3275,7 @@
           <w:sz w:val="24"/>
           <w:szCs w:val="24"/>
         </w:rPr>
-        <w:t xml:space="preserve">[17:08 - 17:19] </w:t>
+        <w:t xml:space="preserve"/>
       </w:r>
       <w:r>
         <w:rPr>
@@ -3304,7 +3304,7 @@
           <w:sz w:val="24"/>
           <w:szCs w:val="24"/>
         </w:rPr>
-        <w:t xml:space="preserve">[17:20 - 17:32] </w:t>
+        <w:t xml:space="preserve"/>
       </w:r>
       <w:r>
         <w:rPr>
@@ -3333,7 +3333,7 @@
           <w:sz w:val="24"/>
           <w:szCs w:val="24"/>
         </w:rPr>
-        <w:t xml:space="preserve">[17:33 - 17:37] </w:t>
+        <w:t xml:space="preserve"/>
       </w:r>
       <w:r>
         <w:rPr>
@@ -3363,7 +3363,7 @@
           <w:szCs w:val="24"/>
         </w:rPr>
         <w:lastRenderedPageBreak/>
-        <w:t xml:space="preserve">[17:41 - 17:53] </w:t>
+        <w:t xml:space="preserve"/>
       </w:r>
       <w:r>
         <w:rPr>
@@ -3392,7 +3392,7 @@
           <w:sz w:val="24"/>
           <w:szCs w:val="24"/>
         </w:rPr>
-        <w:t xml:space="preserve">[17:53 - 18:05] </w:t>
+        <w:t xml:space="preserve"/>
       </w:r>
       <w:r>
         <w:rPr>
@@ -3421,7 +3421,7 @@
           <w:sz w:val="24"/>
           <w:szCs w:val="24"/>
         </w:rPr>
-        <w:t xml:space="preserve">[18:05 - 18:16] </w:t>
+        <w:t xml:space="preserve"/>
       </w:r>
       <w:r>
         <w:rPr>
@@ -3450,7 +3450,7 @@
           <w:sz w:val="24"/>
           <w:szCs w:val="24"/>
         </w:rPr>
-        <w:t xml:space="preserve">[18:18 - 18:29] </w:t>
+        <w:t xml:space="preserve"/>
       </w:r>
       <w:r>
         <w:rPr>
@@ -3479,7 +3479,7 @@
           <w:sz w:val="24"/>
           <w:szCs w:val="24"/>
         </w:rPr>
-        <w:t xml:space="preserve">[18:29 - 18:41] </w:t>
+        <w:t xml:space="preserve"/>
       </w:r>
       <w:r>
         <w:rPr>
@@ -3508,7 +3508,7 @@
           <w:sz w:val="24"/>
           <w:szCs w:val="24"/>
         </w:rPr>
-        <w:t xml:space="preserve">[18:41 - 18:54] </w:t>
+        <w:t xml:space="preserve"/>
       </w:r>
       <w:r>
         <w:rPr>
@@ -3537,7 +3537,7 @@
           <w:sz w:val="24"/>
           <w:szCs w:val="24"/>
         </w:rPr>
-        <w:t xml:space="preserve">[18:57 - 19:09] </w:t>
+        <w:t xml:space="preserve"/>
       </w:r>
       <w:r>
         <w:rPr>
@@ -3566,7 +3566,7 @@
           <w:sz w:val="24"/>
           <w:szCs w:val="24"/>
         </w:rPr>
-        <w:t xml:space="preserve">[19:10 - 19:21] </w:t>
+        <w:t xml:space="preserve"/>
       </w:r>
       <w:r>
         <w:rPr>
@@ -3595,7 +3595,7 @@
           <w:sz w:val="24"/>
           <w:szCs w:val="24"/>
         </w:rPr>
-        <w:t xml:space="preserve">[19:22 - 19:33] </w:t>
+        <w:t xml:space="preserve"/>
       </w:r>
       <w:r>
         <w:rPr>
@@ -3624,7 +3624,7 @@
           <w:sz w:val="24"/>
           <w:szCs w:val="24"/>
         </w:rPr>
-        <w:t xml:space="preserve">[19:35 - 19:48] </w:t>
+        <w:t xml:space="preserve"/>
       </w:r>
       <w:r>
         <w:rPr>
@@ -3653,7 +3653,7 @@
           <w:sz w:val="24"/>
           <w:szCs w:val="24"/>
         </w:rPr>
-        <w:t xml:space="preserve">[19:48 - 19:57] </w:t>
+        <w:t xml:space="preserve"/>
       </w:r>
       <w:r>
         <w:rPr>
@@ -3682,7 +3682,7 @@
           <w:sz w:val="24"/>
           <w:szCs w:val="24"/>
         </w:rPr>
-        <w:t xml:space="preserve">[20:00 - 20:09] </w:t>
+        <w:t xml:space="preserve"/>
       </w:r>
       <w:r>
         <w:rPr>
@@ -3711,7 +3711,7 @@
           <w:sz w:val="24"/>
           <w:szCs w:val="24"/>
         </w:rPr>
-        <w:t xml:space="preserve">[20:09 - 20:22] </w:t>
+        <w:t xml:space="preserve"/>
       </w:r>
       <w:r>
         <w:rPr>
@@ -3775,7 +3775,7 @@
           <w:sz w:val="24"/>
           <w:szCs w:val="24"/>
         </w:rPr>
-        <w:t xml:space="preserve">[20:24 - 20:37] </w:t>
+        <w:t xml:space="preserve"/>
       </w:r>
       <w:r>
         <w:rPr>
@@ -3804,7 +3804,7 @@
           <w:sz w:val="24"/>
           <w:szCs w:val="24"/>
         </w:rPr>
-        <w:t xml:space="preserve">[20:37 - 20:46] </w:t>
+        <w:t xml:space="preserve"/>
       </w:r>
       <w:r>
         <w:rPr>
@@ -3833,7 +3833,7 @@
           <w:sz w:val="24"/>
           <w:szCs w:val="24"/>
         </w:rPr>
-        <w:t xml:space="preserve">[20:48 - 21:00] </w:t>
+        <w:t xml:space="preserve"/>
       </w:r>
       <w:r>
         <w:rPr>
@@ -3862,7 +3862,7 @@
           <w:sz w:val="24"/>
           <w:szCs w:val="24"/>
         </w:rPr>
-        <w:t xml:space="preserve">[21:00 - 21:04] </w:t>
+        <w:t xml:space="preserve"/>
       </w:r>
       <w:r>
         <w:rPr>
@@ -3926,7 +3926,7 @@
           <w:sz w:val="24"/>
           <w:szCs w:val="24"/>
         </w:rPr>
-        <w:t xml:space="preserve">[21:06 - 21:14] </w:t>
+        <w:t xml:space="preserve"/>
       </w:r>
       <w:r>
         <w:rPr>
@@ -3955,7 +3955,7 @@
           <w:sz w:val="24"/>
           <w:szCs w:val="24"/>
         </w:rPr>
-        <w:t xml:space="preserve">[21:15 - 21:27] </w:t>
+        <w:t xml:space="preserve"/>
       </w:r>
       <w:r>
         <w:rPr>
@@ -3984,7 +3984,7 @@
           <w:sz w:val="24"/>
           <w:szCs w:val="24"/>
         </w:rPr>
-        <w:t xml:space="preserve">[21:29 - 21:39] </w:t>
+        <w:t xml:space="preserve"/>
       </w:r>
       <w:r>
         <w:rPr>
@@ -4013,7 +4013,7 @@
           <w:sz w:val="24"/>
           <w:szCs w:val="24"/>
         </w:rPr>
-        <w:t xml:space="preserve">[21:40 - 21:53] </w:t>
+        <w:t xml:space="preserve"/>
       </w:r>
       <w:r>
         <w:rPr>
@@ -4042,7 +4042,7 @@
           <w:sz w:val="24"/>
           <w:szCs w:val="24"/>
         </w:rPr>
-        <w:t xml:space="preserve">[21:55 - 22:03] </w:t>
+        <w:t xml:space="preserve"/>
       </w:r>
       <w:r>
         <w:rPr>
@@ -4071,7 +4071,7 @@
           <w:sz w:val="24"/>
           <w:szCs w:val="24"/>
         </w:rPr>
-        <w:t xml:space="preserve">[22:03 - 22:16] </w:t>
+        <w:t xml:space="preserve"/>
       </w:r>
       <w:r>
         <w:rPr>
@@ -4100,7 +4100,7 @@
           <w:sz w:val="24"/>
           <w:szCs w:val="24"/>
         </w:rPr>
-        <w:t xml:space="preserve">[22:20 - 22:31] </w:t>
+        <w:t xml:space="preserve"/>
       </w:r>
       <w:r>
         <w:rPr>
@@ -4130,16 +4130,16 @@
           <w:szCs w:val="24"/>
         </w:rPr>
         <w:lastRenderedPageBreak/>
-        <w:t xml:space="preserve">[22:31 - </w:t>
-      </w:r>
-      <w:r>
-        <w:rPr>
-          <w:rFonts w:ascii="Aptos" w:hAnsi="Aptos" w:cstheme="minorHAnsi"/>
-          <w:color w:val="0070C0"/>
-          <w:sz w:val="24"/>
-          <w:szCs w:val="24"/>
-        </w:rPr>
-        <w:t xml:space="preserve">22:42] </w:t>
+        <w:t xml:space="preserve"/>
+      </w:r>
+      <w:r>
+        <w:rPr>
+          <w:rFonts w:ascii="Aptos" w:hAnsi="Aptos" w:cstheme="minorHAnsi"/>
+          <w:color w:val="0070C0"/>
+          <w:sz w:val="24"/>
+          <w:szCs w:val="24"/>
+        </w:rPr>
+        <w:t xml:space="preserve"/>
       </w:r>
       <w:r>
         <w:rPr>
@@ -4168,7 +4168,7 @@
           <w:sz w:val="24"/>
           <w:szCs w:val="24"/>
         </w:rPr>
-        <w:t xml:space="preserve">[22:44 - 22:49] </w:t>
+        <w:t xml:space="preserve"/>
       </w:r>
       <w:r>
         <w:rPr>
@@ -4197,7 +4197,7 @@
           <w:sz w:val="24"/>
           <w:szCs w:val="24"/>
         </w:rPr>
-        <w:t xml:space="preserve">[22:51 - 23:02] </w:t>
+        <w:t xml:space="preserve"/>
       </w:r>
       <w:r>
         <w:rPr>
@@ -4226,7 +4226,7 @@
           <w:sz w:val="24"/>
           <w:szCs w:val="24"/>
         </w:rPr>
-        <w:t xml:space="preserve">[23:02 - 23:13] </w:t>
+        <w:t xml:space="preserve"/>
       </w:r>
       <w:r>
         <w:rPr>
@@ -4255,7 +4255,7 @@
           <w:sz w:val="24"/>
           <w:szCs w:val="24"/>
         </w:rPr>
-        <w:t xml:space="preserve">[23:13 - 23:25] </w:t>
+        <w:t xml:space="preserve"/>
       </w:r>
       <w:r>
         <w:rPr>
@@ -4284,7 +4284,7 @@
           <w:sz w:val="24"/>
           <w:szCs w:val="24"/>
         </w:rPr>
-        <w:t xml:space="preserve">[23:26 - 23:37] </w:t>
+        <w:t xml:space="preserve"/>
       </w:r>
       <w:r>
         <w:rPr>
@@ -4313,7 +4313,7 @@
           <w:sz w:val="24"/>
           <w:szCs w:val="24"/>
         </w:rPr>
-        <w:t xml:space="preserve">[23:37 - 23:49] </w:t>
+        <w:t xml:space="preserve"/>
       </w:r>
       <w:r>
         <w:rPr>
@@ -4342,7 +4342,7 @@
           <w:sz w:val="24"/>
           <w:szCs w:val="24"/>
         </w:rPr>
-        <w:t xml:space="preserve">[23:50 - 24:02] </w:t>
+        <w:t xml:space="preserve"/>
       </w:r>
       <w:r>
         <w:rPr>
@@ -4371,7 +4371,7 @@
           <w:sz w:val="24"/>
           <w:szCs w:val="24"/>
         </w:rPr>
-        <w:t xml:space="preserve">[24:07 - 24:17] </w:t>
+        <w:t xml:space="preserve"/>
       </w:r>
       <w:r>
         <w:rPr>
@@ -4400,7 +4400,7 @@
           <w:sz w:val="24"/>
           <w:szCs w:val="24"/>
         </w:rPr>
-        <w:t xml:space="preserve">[24:17 - 24:27] </w:t>
+        <w:t xml:space="preserve"/>
       </w:r>
       <w:r>
         <w:rPr>
@@ -4429,7 +4429,7 @@
           <w:sz w:val="24"/>
           <w:szCs w:val="24"/>
         </w:rPr>
-        <w:t xml:space="preserve">[24:28 - 24:39] </w:t>
+        <w:t xml:space="preserve"/>
       </w:r>
       <w:r>
         <w:rPr>
@@ -4458,7 +4458,7 @@
           <w:sz w:val="24"/>
           <w:szCs w:val="24"/>
         </w:rPr>
-        <w:t xml:space="preserve">[24:39 - 24:46] </w:t>
+        <w:t xml:space="preserve"/>
       </w:r>
       <w:r>
         <w:rPr>
@@ -4522,7 +4522,7 @@
           <w:sz w:val="24"/>
           <w:szCs w:val="24"/>
         </w:rPr>
-        <w:t xml:space="preserve">[24:49 - 25:02] </w:t>
+        <w:t xml:space="preserve"/>
       </w:r>
       <w:r>
         <w:rPr>
@@ -4552,7 +4552,7 @@
           <w:szCs w:val="24"/>
         </w:rPr>
         <w:lastRenderedPageBreak/>
-        <w:t xml:space="preserve">[25:02 - 25:14] </w:t>
+        <w:t xml:space="preserve"/>
       </w:r>
       <w:r>
         <w:rPr>
@@ -4581,7 +4581,7 @@
           <w:sz w:val="24"/>
           <w:szCs w:val="24"/>
         </w:rPr>
-        <w:t xml:space="preserve">[25:14 - 25:26] </w:t>
+        <w:t xml:space="preserve"/>
       </w:r>
       <w:r>
         <w:rPr>
@@ -4610,7 +4610,7 @@
           <w:sz w:val="24"/>
           <w:szCs w:val="24"/>
         </w:rPr>
-        <w:t xml:space="preserve">[25:26 - 25:37] </w:t>
+        <w:t xml:space="preserve"/>
       </w:r>
       <w:r>
         <w:rPr>
@@ -4674,7 +4674,7 @@
           <w:sz w:val="24"/>
           <w:szCs w:val="24"/>
         </w:rPr>
-        <w:t xml:space="preserve">[25:41 - 25:51] </w:t>
+        <w:t xml:space="preserve"/>
       </w:r>
       <w:r>
         <w:rPr>
@@ -4703,7 +4703,7 @@
           <w:sz w:val="24"/>
           <w:szCs w:val="24"/>
         </w:rPr>
-        <w:t xml:space="preserve">[25:53 - 26:04] </w:t>
+        <w:t xml:space="preserve"/>
       </w:r>
       <w:r>
         <w:rPr>
@@ -4732,7 +4732,7 @@
           <w:sz w:val="24"/>
           <w:szCs w:val="24"/>
         </w:rPr>
-        <w:t xml:space="preserve">[26:05 - 26:16] </w:t>
+        <w:t xml:space="preserve"/>
       </w:r>
       <w:r>
         <w:rPr>
@@ -4761,7 +4761,7 @@
           <w:sz w:val="24"/>
           <w:szCs w:val="24"/>
         </w:rPr>
-        <w:t xml:space="preserve">[26:21 - 26:32] </w:t>
+        <w:t xml:space="preserve"/>
       </w:r>
       <w:r>
         <w:rPr>
@@ -4790,7 +4790,7 @@
           <w:sz w:val="24"/>
           <w:szCs w:val="24"/>
         </w:rPr>
-        <w:t xml:space="preserve">[26:32 - 26:43] </w:t>
+        <w:t xml:space="preserve"/>
       </w:r>
       <w:r>
         <w:rPr>
@@ -4819,7 +4819,7 @@
           <w:sz w:val="24"/>
           <w:szCs w:val="24"/>
         </w:rPr>
-        <w:t xml:space="preserve">[26:44 - 26:52] </w:t>
+        <w:t xml:space="preserve"/>
       </w:r>
       <w:r>
         <w:rPr>
@@ -4848,7 +4848,7 @@
           <w:sz w:val="24"/>
           <w:szCs w:val="24"/>
         </w:rPr>
-        <w:t xml:space="preserve">[26:54 - 27:06] </w:t>
+        <w:t xml:space="preserve"/>
       </w:r>
       <w:r>
         <w:rPr>
@@ -4877,7 +4877,7 @@
           <w:sz w:val="24"/>
           <w:szCs w:val="24"/>
         </w:rPr>
-        <w:t xml:space="preserve">[27:06 - 27:16] </w:t>
+        <w:t xml:space="preserve"/>
       </w:r>
       <w:r>
         <w:rPr>
@@ -4906,7 +4906,7 @@
           <w:sz w:val="24"/>
           <w:szCs w:val="24"/>
         </w:rPr>
-        <w:t xml:space="preserve">[27:18 - 27:30] </w:t>
+        <w:t xml:space="preserve"/>
       </w:r>
       <w:r>
         <w:rPr>
@@ -4935,7 +4935,7 @@
           <w:sz w:val="24"/>
           <w:szCs w:val="24"/>
         </w:rPr>
-        <w:t xml:space="preserve">[27:33 - 27:46] </w:t>
+        <w:t xml:space="preserve"/>
       </w:r>
       <w:r>
         <w:rPr>
@@ -4965,7 +4965,7 @@
           <w:szCs w:val="24"/>
         </w:rPr>
         <w:lastRenderedPageBreak/>
-        <w:t xml:space="preserve">[27:46 - 27:57] </w:t>
+        <w:t xml:space="preserve"/>
       </w:r>
       <w:r>
         <w:rPr>
@@ -4994,7 +4994,7 @@
           <w:sz w:val="24"/>
           <w:szCs w:val="24"/>
         </w:rPr>
-        <w:t xml:space="preserve">[27:58 - 28:10] </w:t>
+        <w:t xml:space="preserve"/>
       </w:r>
       <w:r>
         <w:rPr>
@@ -5023,7 +5023,7 @@
           <w:sz w:val="24"/>
           <w:szCs w:val="24"/>
         </w:rPr>
-        <w:t xml:space="preserve">[28:10 - 28:19] </w:t>
+        <w:t xml:space="preserve"/>
       </w:r>
       <w:r>
         <w:rPr>
@@ -5052,7 +5052,7 @@
           <w:sz w:val="24"/>
           <w:szCs w:val="24"/>
         </w:rPr>
-        <w:t xml:space="preserve">[28:20 - 28:30] </w:t>
+        <w:t xml:space="preserve"/>
       </w:r>
       <w:r>
         <w:rPr>
@@ -5081,7 +5081,7 @@
           <w:sz w:val="24"/>
           <w:szCs w:val="24"/>
         </w:rPr>
-        <w:t xml:space="preserve">[28:31 - 28:42] </w:t>
+        <w:t xml:space="preserve"/>
       </w:r>
       <w:r>
         <w:rPr>
@@ -5110,7 +5110,7 @@
           <w:sz w:val="24"/>
           <w:szCs w:val="24"/>
         </w:rPr>
-        <w:t xml:space="preserve">[28:43 - 28:53] </w:t>
+        <w:t xml:space="preserve"/>
       </w:r>
       <w:r>
         <w:rPr>
@@ -5139,7 +5139,7 @@
           <w:sz w:val="24"/>
           <w:szCs w:val="24"/>
         </w:rPr>
-        <w:t xml:space="preserve">[28:53 - 29:04] </w:t>
+        <w:t xml:space="preserve"/>
       </w:r>
       <w:r>
         <w:rPr>
@@ -5168,7 +5168,7 @@
           <w:sz w:val="24"/>
           <w:szCs w:val="24"/>
         </w:rPr>
-        <w:t xml:space="preserve">[29:04 - 29:16] </w:t>
+        <w:t xml:space="preserve"/>
       </w:r>
       <w:r>
         <w:rPr>
@@ -5197,7 +5197,7 @@
           <w:sz w:val="24"/>
           <w:szCs w:val="24"/>
         </w:rPr>
-        <w:t xml:space="preserve">[29:16 - 29:28] </w:t>
+        <w:t xml:space="preserve"/>
       </w:r>
       <w:r>
         <w:rPr>
@@ -5226,7 +5226,7 @@
           <w:sz w:val="24"/>
           <w:szCs w:val="24"/>
         </w:rPr>
-        <w:t xml:space="preserve">[29:30 - 29:42] </w:t>
+        <w:t xml:space="preserve"/>
       </w:r>
       <w:r>
         <w:rPr>
@@ -5255,7 +5255,7 @@
           <w:sz w:val="24"/>
           <w:szCs w:val="24"/>
         </w:rPr>
-        <w:t xml:space="preserve">[29:42 - 29:53] </w:t>
+        <w:t xml:space="preserve"/>
       </w:r>
       <w:r>
         <w:rPr>
@@ -5284,7 +5284,7 @@
           <w:sz w:val="24"/>
           <w:szCs w:val="24"/>
         </w:rPr>
-        <w:t xml:space="preserve">[29:54 - 30:05] </w:t>
+        <w:t xml:space="preserve"/>
       </w:r>
       <w:r>
         <w:rPr>
@@ -5313,7 +5313,7 @@
           <w:sz w:val="24"/>
           <w:szCs w:val="24"/>
         </w:rPr>
-        <w:t xml:space="preserve">[30:07 - 30:18] </w:t>
+        <w:t xml:space="preserve"/>
       </w:r>
       <w:r>
         <w:rPr>
@@ -5342,7 +5342,7 @@
           <w:sz w:val="24"/>
           <w:szCs w:val="24"/>
         </w:rPr>
-        <w:t xml:space="preserve">[30:18 - 30:28] </w:t>
+        <w:t xml:space="preserve"/>
       </w:r>
       <w:r>
         <w:rPr>
@@ -5372,7 +5372,7 @@
           <w:szCs w:val="24"/>
         </w:rPr>
         <w:lastRenderedPageBreak/>
-        <w:t xml:space="preserve">[30:28 - 30:41] </w:t>
+        <w:t xml:space="preserve"/>
       </w:r>
       <w:r>
         <w:rPr>
@@ -5401,7 +5401,7 @@
           <w:sz w:val="24"/>
           <w:szCs w:val="24"/>
         </w:rPr>
-        <w:t xml:space="preserve">[30:41 - 30:53] </w:t>
+        <w:t xml:space="preserve"/>
       </w:r>
       <w:r>
         <w:rPr>
@@ -5430,7 +5430,7 @@
           <w:sz w:val="24"/>
           <w:szCs w:val="24"/>
         </w:rPr>
-        <w:t xml:space="preserve">[30:54 - 31:07] </w:t>
+        <w:t xml:space="preserve"/>
       </w:r>
       <w:r>
         <w:rPr>
@@ -5459,7 +5459,7 @@
           <w:sz w:val="24"/>
           <w:szCs w:val="24"/>
         </w:rPr>
-        <w:t xml:space="preserve">[31:07 - 31:20] </w:t>
+        <w:t xml:space="preserve"/>
       </w:r>
       <w:r>
         <w:rPr>
@@ -5488,7 +5488,7 @@
           <w:sz w:val="24"/>
           <w:szCs w:val="24"/>
         </w:rPr>
-        <w:t xml:space="preserve">[31:20 - 31:30] </w:t>
+        <w:t xml:space="preserve"/>
       </w:r>
       <w:r>
         <w:rPr>
@@ -5517,7 +5517,7 @@
           <w:sz w:val="24"/>
           <w:szCs w:val="24"/>
         </w:rPr>
-        <w:t xml:space="preserve">[31:30 - 31:41] </w:t>
+        <w:t xml:space="preserve"/>
       </w:r>
       <w:r>
         <w:rPr>
@@ -5546,7 +5546,7 @@
           <w:sz w:val="24"/>
           <w:szCs w:val="24"/>
         </w:rPr>
-        <w:t xml:space="preserve">[31:41 - 31:46] </w:t>
+        <w:t xml:space="preserve"/>
       </w:r>
       <w:r>
         <w:rPr>
@@ -5612,7 +5612,7 @@
           <w:sz w:val="24"/>
           <w:szCs w:val="24"/>
         </w:rPr>
-        <w:t xml:space="preserve">[31:48 - 32:01] </w:t>
+        <w:t xml:space="preserve"/>
       </w:r>
       <w:r>
         <w:rPr>
@@ -5641,7 +5641,7 @@
           <w:sz w:val="24"/>
           <w:szCs w:val="24"/>
         </w:rPr>
-        <w:t xml:space="preserve">[32:01 - 32:11] </w:t>
+        <w:t xml:space="preserve"/>
       </w:r>
       <w:r>
         <w:rPr>
@@ -5670,7 +5670,7 @@
           <w:sz w:val="24"/>
           <w:szCs w:val="24"/>
         </w:rPr>
-        <w:t xml:space="preserve">[32:11 - 32:14] </w:t>
+        <w:t xml:space="preserve"/>
       </w:r>
       <w:r>
         <w:rPr>
@@ -5734,7 +5734,7 @@
           <w:sz w:val="24"/>
           <w:szCs w:val="24"/>
         </w:rPr>
-        <w:t xml:space="preserve">[32:14 - 32:26] </w:t>
+        <w:t xml:space="preserve"/>
       </w:r>
       <w:r>
         <w:rPr>
@@ -5764,7 +5764,7 @@
           <w:szCs w:val="24"/>
         </w:rPr>
         <w:lastRenderedPageBreak/>
-        <w:t xml:space="preserve">[32:26 - 32:37] </w:t>
+        <w:t xml:space="preserve"/>
       </w:r>
       <w:r>
         <w:rPr>
@@ -5793,7 +5793,7 @@
           <w:sz w:val="24"/>
           <w:szCs w:val="24"/>
         </w:rPr>
-        <w:t xml:space="preserve">[32:39 - 32:52] </w:t>
+        <w:t xml:space="preserve"/>
       </w:r>
       <w:r>
         <w:rPr>
@@ -5822,7 +5822,7 @@
           <w:sz w:val="24"/>
           <w:szCs w:val="24"/>
         </w:rPr>
-        <w:t xml:space="preserve">[32:53 - 33:06] </w:t>
+        <w:t xml:space="preserve"/>
       </w:r>
       <w:r>
         <w:rPr>
@@ -5851,7 +5851,7 @@
           <w:sz w:val="24"/>
           <w:szCs w:val="24"/>
         </w:rPr>
-        <w:t xml:space="preserve">[33:06 - 33:18] </w:t>
+        <w:t xml:space="preserve"/>
       </w:r>
       <w:r>
         <w:rPr>
@@ -5880,7 +5880,7 @@
           <w:sz w:val="24"/>
           <w:szCs w:val="24"/>
         </w:rPr>
-        <w:t xml:space="preserve">[33:19 - 33:32] </w:t>
+        <w:t xml:space="preserve"/>
       </w:r>
       <w:r>
         <w:rPr>
@@ -5909,7 +5909,7 @@
           <w:sz w:val="24"/>
           <w:szCs w:val="24"/>
         </w:rPr>
-        <w:t xml:space="preserve">[33:32 - 33:41] </w:t>
+        <w:t xml:space="preserve"/>
       </w:r>
       <w:r>
         <w:rPr>
@@ -5975,7 +5975,7 @@
           <w:sz w:val="24"/>
           <w:szCs w:val="24"/>
         </w:rPr>
-        <w:t xml:space="preserve">[33:43 - 33:56] </w:t>
+        <w:t xml:space="preserve"/>
       </w:r>
       <w:r>
         <w:rPr>
@@ -6004,7 +6004,7 @@
           <w:sz w:val="24"/>
           <w:szCs w:val="24"/>
         </w:rPr>
-        <w:t xml:space="preserve">[33:56 - 34:07] </w:t>
+        <w:t xml:space="preserve"/>
       </w:r>
       <w:r>
         <w:rPr>
@@ -6033,7 +6033,7 @@
           <w:sz w:val="24"/>
           <w:szCs w:val="24"/>
         </w:rPr>
-        <w:t xml:space="preserve">[34:07 - 34:19] </w:t>
+        <w:t xml:space="preserve"/>
       </w:r>
       <w:r>
         <w:rPr>
@@ -6062,7 +6062,7 @@
           <w:sz w:val="24"/>
           <w:szCs w:val="24"/>
         </w:rPr>
-        <w:t xml:space="preserve">[34:19 - 34:29] </w:t>
+        <w:t xml:space="preserve"/>
       </w:r>
       <w:r>
         <w:rPr>
@@ -6129,7 +6129,7 @@
           <w:szCs w:val="24"/>
         </w:rPr>
         <w:lastRenderedPageBreak/>
-        <w:t xml:space="preserve">[34:37 - 34:48] </w:t>
+        <w:t xml:space="preserve"/>
       </w:r>
       <w:r>
         <w:rPr>
@@ -6158,7 +6158,7 @@
           <w:sz w:val="24"/>
           <w:szCs w:val="24"/>
         </w:rPr>
-        <w:t xml:space="preserve">[34:51 - 34:59] </w:t>
+        <w:t xml:space="preserve"/>
       </w:r>
       <w:r>
         <w:rPr>
@@ -6187,7 +6187,7 @@
           <w:sz w:val="24"/>
           <w:szCs w:val="24"/>
         </w:rPr>
-        <w:t xml:space="preserve">[35:02 - 35:15] </w:t>
+        <w:t xml:space="preserve"/>
       </w:r>
       <w:r>
         <w:rPr>
@@ -6216,7 +6216,7 @@
           <w:sz w:val="24"/>
           <w:szCs w:val="24"/>
         </w:rPr>
-        <w:t xml:space="preserve">[35:15 - 35:25] De </w:t>
+        <w:t xml:space="preserve">De </w:t>
       </w:r>
       <w:r>
         <w:rPr>
@@ -6245,7 +6245,7 @@
           <w:sz w:val="24"/>
           <w:szCs w:val="24"/>
         </w:rPr>
-        <w:t xml:space="preserve">[35:26 - 35:38] </w:t>
+        <w:t xml:space="preserve"/>
       </w:r>
       <w:r>
         <w:rPr>
@@ -6274,7 +6274,7 @@
           <w:sz w:val="24"/>
           <w:szCs w:val="24"/>
         </w:rPr>
-        <w:t xml:space="preserve">[35:38 - 35:49] </w:t>
+        <w:t xml:space="preserve"/>
       </w:r>
       <w:r>
         <w:rPr>
@@ -6303,7 +6303,7 @@
           <w:sz w:val="24"/>
           <w:szCs w:val="24"/>
         </w:rPr>
-        <w:t xml:space="preserve">[35:50 - 35:57] </w:t>
+        <w:t xml:space="preserve"/>
       </w:r>
       <w:r>
         <w:rPr>
@@ -6367,7 +6367,7 @@
           <w:sz w:val="24"/>
           <w:szCs w:val="24"/>
         </w:rPr>
-        <w:t xml:space="preserve">[36:01 - 36:10] </w:t>
+        <w:t xml:space="preserve"/>
       </w:r>
       <w:r>
         <w:rPr>
@@ -6433,7 +6433,7 @@
           <w:sz w:val="24"/>
           <w:szCs w:val="24"/>
         </w:rPr>
-        <w:t xml:space="preserve">[36:13 - 36:22] </w:t>
+        <w:t xml:space="preserve"/>
       </w:r>
       <w:r>
         <w:rPr>
@@ -6462,7 +6462,7 @@
           <w:sz w:val="24"/>
           <w:szCs w:val="24"/>
         </w:rPr>
-        <w:t xml:space="preserve">[36:25 - 36:38] </w:t>
+        <w:t xml:space="preserve"/>
       </w:r>
       <w:r>
         <w:rPr>
@@ -6491,7 +6491,7 @@
           <w:sz w:val="24"/>
           <w:szCs w:val="24"/>
         </w:rPr>
-        <w:t xml:space="preserve">[36:38 - 36:49] </w:t>
+        <w:t xml:space="preserve"/>
       </w:r>
       <w:r>
         <w:rPr>
@@ -6520,7 +6520,7 @@
           <w:sz w:val="24"/>
           <w:szCs w:val="24"/>
         </w:rPr>
-        <w:t xml:space="preserve">[36:49 - 37:00] </w:t>
+        <w:t xml:space="preserve"/>
       </w:r>
       <w:r>
         <w:rPr>
@@ -6550,7 +6550,7 @@
           <w:szCs w:val="24"/>
         </w:rPr>
         <w:lastRenderedPageBreak/>
-        <w:t xml:space="preserve">[37:03 - 37:14] </w:t>
+        <w:t xml:space="preserve"/>
       </w:r>
       <w:r>
         <w:rPr>
@@ -6579,7 +6579,7 @@
           <w:sz w:val="24"/>
           <w:szCs w:val="24"/>
         </w:rPr>
-        <w:t xml:space="preserve">[37:15 - 37:27] </w:t>
+        <w:t xml:space="preserve"/>
       </w:r>
       <w:r>
         <w:rPr>
@@ -6608,7 +6608,7 @@
           <w:sz w:val="24"/>
           <w:szCs w:val="24"/>
         </w:rPr>
-        <w:t xml:space="preserve">[37:27 - 37:39] </w:t>
+        <w:t xml:space="preserve"/>
       </w:r>
       <w:r>
         <w:rPr>
@@ -6637,7 +6637,7 @@
           <w:sz w:val="24"/>
           <w:szCs w:val="24"/>
         </w:rPr>
-        <w:t xml:space="preserve">[37:39 - 37:49] </w:t>
+        <w:t xml:space="preserve"/>
       </w:r>
       <w:r>
         <w:rPr>
@@ -6666,7 +6666,7 @@
           <w:sz w:val="24"/>
           <w:szCs w:val="24"/>
         </w:rPr>
-        <w:t xml:space="preserve">[37:52 - 38:02] </w:t>
+        <w:t xml:space="preserve"/>
       </w:r>
       <w:r>
         <w:rPr>
@@ -6695,7 +6695,7 @@
           <w:sz w:val="24"/>
           <w:szCs w:val="24"/>
         </w:rPr>
-        <w:t xml:space="preserve">[38:05 - 38:18] </w:t>
+        <w:t xml:space="preserve"/>
       </w:r>
       <w:r>
         <w:rPr>
@@ -6724,7 +6724,7 @@
           <w:sz w:val="24"/>
           <w:szCs w:val="24"/>
         </w:rPr>
-        <w:t xml:space="preserve">[38:19 - 38:31] </w:t>
+        <w:t xml:space="preserve"/>
       </w:r>
       <w:r>
         <w:rPr>
@@ -6753,7 +6753,7 @@
           <w:sz w:val="24"/>
           <w:szCs w:val="24"/>
         </w:rPr>
-        <w:t xml:space="preserve">[38:31 - 38:42] </w:t>
+        <w:t xml:space="preserve"/>
       </w:r>
       <w:r>
         <w:rPr>
@@ -6782,7 +6782,7 @@
           <w:sz w:val="24"/>
           <w:szCs w:val="24"/>
         </w:rPr>
-        <w:t xml:space="preserve">[38:44 - 38:50] </w:t>
+        <w:t xml:space="preserve"/>
       </w:r>
       <w:r>
         <w:rPr>
@@ -6811,7 +6811,7 @@
           <w:sz w:val="24"/>
           <w:szCs w:val="24"/>
         </w:rPr>
-        <w:t xml:space="preserve">[38:55 - 39:06] </w:t>
+        <w:t xml:space="preserve"/>
       </w:r>
       <w:r>
         <w:rPr>
@@ -6840,7 +6840,7 @@
           <w:sz w:val="24"/>
           <w:szCs w:val="24"/>
         </w:rPr>
-        <w:t xml:space="preserve">[39:07 - 39:19] </w:t>
+        <w:t xml:space="preserve"/>
       </w:r>
       <w:r>
         <w:rPr>
@@ -6869,7 +6869,7 @@
           <w:sz w:val="24"/>
           <w:szCs w:val="24"/>
         </w:rPr>
-        <w:t xml:space="preserve">[39:19 - 39:31] </w:t>
+        <w:t xml:space="preserve"/>
       </w:r>
       <w:r>
         <w:rPr>
@@ -6898,7 +6898,7 @@
           <w:sz w:val="24"/>
           <w:szCs w:val="24"/>
         </w:rPr>
-        <w:t xml:space="preserve">[39:31 - 39:40] </w:t>
+        <w:t xml:space="preserve"/>
       </w:r>
       <w:r>
         <w:rPr>
@@ -6927,7 +6927,7 @@
           <w:sz w:val="24"/>
           <w:szCs w:val="24"/>
         </w:rPr>
-        <w:t xml:space="preserve">[39:44 - 39:53] </w:t>
+        <w:t xml:space="preserve"/>
       </w:r>
       <w:r>
         <w:rPr>
@@ -6957,7 +6957,7 @@
           <w:szCs w:val="24"/>
         </w:rPr>
         <w:lastRenderedPageBreak/>
-        <w:t xml:space="preserve">[39:53 - 40:04] </w:t>
+        <w:t xml:space="preserve"/>
       </w:r>
       <w:r>
         <w:rPr>
@@ -6986,7 +6986,7 @@
           <w:sz w:val="24"/>
           <w:szCs w:val="24"/>
         </w:rPr>
-        <w:t xml:space="preserve">[40:04 - 40:12] </w:t>
+        <w:t xml:space="preserve"/>
       </w:r>
       <w:r>
         <w:rPr>
@@ -7015,7 +7015,7 @@
           <w:sz w:val="24"/>
           <w:szCs w:val="24"/>
         </w:rPr>
-        <w:t xml:space="preserve">[40:17 - 40:18] </w:t>
+        <w:t xml:space="preserve"/>
       </w:r>
       <w:r>
         <w:rPr>
@@ -7079,7 +7079,7 @@
           <w:sz w:val="24"/>
           <w:szCs w:val="24"/>
         </w:rPr>
-        <w:t xml:space="preserve">[40:18 - 40:29] </w:t>
+        <w:t xml:space="preserve"/>
       </w:r>
       <w:r>
         <w:rPr>
@@ -7108,7 +7108,7 @@
           <w:sz w:val="24"/>
           <w:szCs w:val="24"/>
         </w:rPr>
-        <w:t xml:space="preserve">[40:29 - 40:41] </w:t>
+        <w:t xml:space="preserve"/>
       </w:r>
       <w:r>
         <w:rPr>
@@ -7137,7 +7137,7 @@
           <w:sz w:val="24"/>
           <w:szCs w:val="24"/>
         </w:rPr>
-        <w:t xml:space="preserve">[40:41 - 40:52] </w:t>
+        <w:t xml:space="preserve"/>
       </w:r>
       <w:r>
         <w:rPr>
@@ -7166,7 +7166,7 @@
           <w:sz w:val="24"/>
           <w:szCs w:val="24"/>
         </w:rPr>
-        <w:t xml:space="preserve">[40:52 - 41:04] </w:t>
+        <w:t xml:space="preserve"/>
       </w:r>
       <w:r>
         <w:rPr>
@@ -7195,7 +7195,7 @@
           <w:sz w:val="24"/>
           <w:szCs w:val="24"/>
         </w:rPr>
-        <w:t xml:space="preserve">[41:04 - 41:15] </w:t>
+        <w:t xml:space="preserve"/>
       </w:r>
       <w:r>
         <w:rPr>
@@ -7259,7 +7259,7 @@
           <w:sz w:val="24"/>
           <w:szCs w:val="24"/>
         </w:rPr>
-        <w:t xml:space="preserve">[41:16 - 41:26] </w:t>
+        <w:t xml:space="preserve"/>
       </w:r>
       <w:r>
         <w:rPr>
@@ -7288,7 +7288,7 @@
           <w:sz w:val="24"/>
           <w:szCs w:val="24"/>
         </w:rPr>
-        <w:t xml:space="preserve">[41:27 - 41:37] </w:t>
+        <w:t xml:space="preserve"/>
       </w:r>
       <w:r>
         <w:rPr>
@@ -7317,7 +7317,7 @@
           <w:sz w:val="24"/>
           <w:szCs w:val="24"/>
         </w:rPr>
-        <w:t xml:space="preserve">[41:39 - 41:47] </w:t>
+        <w:t xml:space="preserve"/>
       </w:r>
       <w:r>
         <w:rPr>
@@ -7346,7 +7346,7 @@
           <w:sz w:val="24"/>
           <w:szCs w:val="24"/>
         </w:rPr>
-        <w:t xml:space="preserve">[41:52 - 42:03] </w:t>
+        <w:t xml:space="preserve"/>
       </w:r>
       <w:r>
         <w:rPr>
@@ -7375,16 +7375,16 @@
           <w:sz w:val="24"/>
           <w:szCs w:val="24"/>
         </w:rPr>
-        <w:t>[42:05 - 42:</w:t>
-      </w:r>
-      <w:r>
-        <w:rPr>
-          <w:rFonts w:ascii="Aptos" w:hAnsi="Aptos" w:cstheme="minorHAnsi"/>
-          <w:color w:val="0070C0"/>
-          <w:sz w:val="24"/>
-          <w:szCs w:val="24"/>
-        </w:rPr>
-        <w:t xml:space="preserve">16] </w:t>
+        <w:t/>
+      </w:r>
+      <w:r>
+        <w:rPr>
+          <w:rFonts w:ascii="Aptos" w:hAnsi="Aptos" w:cstheme="minorHAnsi"/>
+          <w:color w:val="0070C0"/>
+          <w:sz w:val="24"/>
+          <w:szCs w:val="24"/>
+        </w:rPr>
+        <w:t xml:space="preserve"/>
       </w:r>
       <w:r>
         <w:rPr>
@@ -7414,7 +7414,7 @@
           <w:szCs w:val="24"/>
         </w:rPr>
         <w:lastRenderedPageBreak/>
-        <w:t xml:space="preserve">[42:17 - 42:29] </w:t>
+        <w:t xml:space="preserve"/>
       </w:r>
       <w:r>
         <w:rPr>
@@ -7443,7 +7443,7 @@
           <w:sz w:val="24"/>
           <w:szCs w:val="24"/>
         </w:rPr>
-        <w:t xml:space="preserve">[42:32 - 42:45] </w:t>
+        <w:t xml:space="preserve"/>
       </w:r>
       <w:r>
         <w:rPr>
@@ -7472,7 +7472,7 @@
           <w:sz w:val="24"/>
           <w:szCs w:val="24"/>
         </w:rPr>
-        <w:t xml:space="preserve">[42:45 - 42:56] </w:t>
+        <w:t xml:space="preserve"/>
       </w:r>
       <w:r>
         <w:rPr>
@@ -7501,7 +7501,7 @@
           <w:sz w:val="24"/>
           <w:szCs w:val="24"/>
         </w:rPr>
-        <w:t xml:space="preserve">[42:57 - 43:09] </w:t>
+        <w:t xml:space="preserve"/>
       </w:r>
       <w:r>
         <w:rPr>
@@ -7530,7 +7530,7 @@
           <w:sz w:val="24"/>
           <w:szCs w:val="24"/>
         </w:rPr>
-        <w:t xml:space="preserve">[43:09 - 43:21] </w:t>
+        <w:t xml:space="preserve"/>
       </w:r>
       <w:r>
         <w:rPr>
@@ -7568,7 +7568,7 @@
           <w:sz w:val="24"/>
           <w:szCs w:val="24"/>
         </w:rPr>
-        <w:t xml:space="preserve">[43:21 - 43:32] </w:t>
+        <w:t xml:space="preserve"/>
       </w:r>
       <w:r>
         <w:rPr>
@@ -7597,7 +7597,7 @@
           <w:sz w:val="24"/>
           <w:szCs w:val="24"/>
         </w:rPr>
-        <w:t xml:space="preserve">[43:34 - 43:34] </w:t>
+        <w:t xml:space="preserve"/>
       </w:r>
       <w:r>
         <w:rPr>
@@ -7663,7 +7663,7 @@
           <w:sz w:val="24"/>
           <w:szCs w:val="24"/>
         </w:rPr>
-        <w:t xml:space="preserve">[43:40 - 43:53] </w:t>
+        <w:t xml:space="preserve"/>
       </w:r>
       <w:r>
         <w:rPr>
@@ -7692,7 +7692,7 @@
           <w:sz w:val="24"/>
           <w:szCs w:val="24"/>
         </w:rPr>
-        <w:t xml:space="preserve">[43:53 - 44:05] </w:t>
+        <w:t xml:space="preserve"/>
       </w:r>
       <w:r>
         <w:rPr>
@@ -7721,7 +7721,7 @@
           <w:sz w:val="24"/>
           <w:szCs w:val="24"/>
         </w:rPr>
-        <w:t xml:space="preserve">[44:05 - 44:12] </w:t>
+        <w:t xml:space="preserve"/>
       </w:r>
       <w:r>
         <w:rPr>
@@ -7750,7 +7750,7 @@
           <w:sz w:val="24"/>
           <w:szCs w:val="24"/>
         </w:rPr>
-        <w:t xml:space="preserve">[44:13 - 44:18] </w:t>
+        <w:t xml:space="preserve"/>
       </w:r>
       <w:r>
         <w:rPr>
@@ -7814,7 +7814,7 @@
           <w:sz w:val="24"/>
           <w:szCs w:val="24"/>
         </w:rPr>
-        <w:t xml:space="preserve">[44:19 - 44:30] </w:t>
+        <w:t xml:space="preserve"/>
       </w:r>
       <w:r>
         <w:rPr>
@@ -7844,7 +7844,7 @@
           <w:szCs w:val="24"/>
         </w:rPr>
         <w:lastRenderedPageBreak/>
-        <w:t xml:space="preserve">[44:32 - 44:43] </w:t>
+        <w:t xml:space="preserve"/>
       </w:r>
       <w:r>
         <w:rPr>
@@ -7873,7 +7873,7 @@
           <w:sz w:val="24"/>
           <w:szCs w:val="24"/>
         </w:rPr>
-        <w:t xml:space="preserve">[44:43 - 44:56] </w:t>
+        <w:t xml:space="preserve"/>
       </w:r>
       <w:r>
         <w:rPr>
@@ -7902,7 +7902,7 @@
           <w:sz w:val="24"/>
           <w:szCs w:val="24"/>
         </w:rPr>
-        <w:t xml:space="preserve">[44:56 - 45:08] </w:t>
+        <w:t xml:space="preserve"/>
       </w:r>
       <w:r>
         <w:rPr>
@@ -7931,7 +7931,7 @@
           <w:sz w:val="24"/>
           <w:szCs w:val="24"/>
         </w:rPr>
-        <w:t xml:space="preserve">[45:08 - 45:19] </w:t>
+        <w:t xml:space="preserve"/>
       </w:r>
       <w:r>
         <w:rPr>
@@ -7960,7 +7960,7 @@
           <w:sz w:val="24"/>
           <w:szCs w:val="24"/>
         </w:rPr>
-        <w:t xml:space="preserve">[45:23 - 45:34] </w:t>
+        <w:t xml:space="preserve"/>
       </w:r>
       <w:r>
         <w:rPr>
@@ -7989,7 +7989,7 @@
           <w:sz w:val="24"/>
           <w:szCs w:val="24"/>
         </w:rPr>
-        <w:t xml:space="preserve">[45:35 - 45:47] </w:t>
+        <w:t xml:space="preserve"/>
       </w:r>
       <w:r>
         <w:rPr>
@@ -8018,7 +8018,7 @@
           <w:sz w:val="24"/>
           <w:szCs w:val="24"/>
         </w:rPr>
-        <w:t xml:space="preserve">[45:48 - 46:00] </w:t>
+        <w:t xml:space="preserve"/>
       </w:r>
       <w:r>
         <w:rPr>
@@ -8047,7 +8047,7 @@
           <w:sz w:val="24"/>
           <w:szCs w:val="24"/>
         </w:rPr>
-        <w:t xml:space="preserve">[46:00 - 46:12] </w:t>
+        <w:t xml:space="preserve"/>
       </w:r>
       <w:r>
         <w:rPr>
@@ -8076,7 +8076,7 @@
           <w:sz w:val="24"/>
           <w:szCs w:val="24"/>
         </w:rPr>
-        <w:t xml:space="preserve">[46:12 - 46:25] </w:t>
+        <w:t xml:space="preserve"/>
       </w:r>
       <w:r>
         <w:rPr>
@@ -8105,7 +8105,7 @@
           <w:sz w:val="24"/>
           <w:szCs w:val="24"/>
         </w:rPr>
-        <w:t xml:space="preserve">[46:25 - 46:37] </w:t>
+        <w:t xml:space="preserve"/>
       </w:r>
       <w:r>
         <w:rPr>
@@ -8134,7 +8134,7 @@
           <w:sz w:val="24"/>
           <w:szCs w:val="24"/>
         </w:rPr>
-        <w:t xml:space="preserve">[46:37 - 46:47] </w:t>
+        <w:t xml:space="preserve"/>
       </w:r>
       <w:r>
         <w:rPr>
@@ -8163,7 +8163,7 @@
           <w:sz w:val="24"/>
           <w:szCs w:val="24"/>
         </w:rPr>
-        <w:t xml:space="preserve">[46:47 - 46:58] </w:t>
+        <w:t xml:space="preserve"/>
       </w:r>
       <w:r>
         <w:rPr>
@@ -8193,7 +8193,7 @@
           <w:szCs w:val="24"/>
         </w:rPr>
         <w:lastRenderedPageBreak/>
-        <w:t xml:space="preserve">[46:58 - 47:11] </w:t>
+        <w:t xml:space="preserve"/>
       </w:r>
       <w:r>
         <w:rPr>
@@ -8222,7 +8222,7 @@
           <w:sz w:val="24"/>
           <w:szCs w:val="24"/>
         </w:rPr>
-        <w:t xml:space="preserve">[47:11 - 47:24] </w:t>
+        <w:t xml:space="preserve"/>
       </w:r>
       <w:r>
         <w:rPr>
@@ -8251,7 +8251,7 @@
           <w:sz w:val="24"/>
           <w:szCs w:val="24"/>
         </w:rPr>
-        <w:t xml:space="preserve">[47:24 - 47:28] </w:t>
+        <w:t xml:space="preserve"/>
       </w:r>
       <w:r>
         <w:rPr>
@@ -8315,7 +8315,7 @@
           <w:sz w:val="24"/>
           <w:szCs w:val="24"/>
         </w:rPr>
-        <w:t xml:space="preserve">[47:31 - 47:43] </w:t>
+        <w:t xml:space="preserve"/>
       </w:r>
       <w:r>
         <w:rPr>
@@ -8344,7 +8344,7 @@
           <w:sz w:val="24"/>
           <w:szCs w:val="24"/>
         </w:rPr>
-        <w:t xml:space="preserve">[47:43 - 47:47] </w:t>
+        <w:t xml:space="preserve"/>
       </w:r>
       <w:r>
         <w:rPr>
@@ -8408,7 +8408,7 @@
           <w:sz w:val="24"/>
           <w:szCs w:val="24"/>
         </w:rPr>
-        <w:t xml:space="preserve">[47:48 - 48:00] </w:t>
+        <w:t xml:space="preserve"/>
       </w:r>
       <w:r>
         <w:rPr>
@@ -8437,7 +8437,7 @@
           <w:sz w:val="24"/>
           <w:szCs w:val="24"/>
         </w:rPr>
-        <w:t xml:space="preserve">[48:00 - 48:11] </w:t>
+        <w:t xml:space="preserve"/>
       </w:r>
       <w:r>
         <w:rPr>
@@ -8501,7 +8501,7 @@
           <w:sz w:val="24"/>
           <w:szCs w:val="24"/>
         </w:rPr>
-        <w:t xml:space="preserve">[48:12 - 48:24] </w:t>
+        <w:t xml:space="preserve"/>
       </w:r>
       <w:r>
         <w:rPr>
@@ -8530,7 +8530,7 @@
           <w:sz w:val="24"/>
           <w:szCs w:val="24"/>
         </w:rPr>
-        <w:t xml:space="preserve">[48:24 - 48:36] </w:t>
+        <w:t xml:space="preserve"/>
       </w:r>
       <w:r>
         <w:rPr>
@@ -8559,7 +8559,7 @@
           <w:sz w:val="24"/>
           <w:szCs w:val="24"/>
         </w:rPr>
-        <w:t xml:space="preserve">[48:36 - 48:39] </w:t>
+        <w:t xml:space="preserve"/>
       </w:r>
       <w:r>
         <w:rPr>
@@ -8624,7 +8624,7 @@
           <w:szCs w:val="24"/>
         </w:rPr>
         <w:lastRenderedPageBreak/>
-        <w:t xml:space="preserve">[48:40 - 48:53] </w:t>
+        <w:t xml:space="preserve"/>
       </w:r>
       <w:r>
         <w:rPr>
@@ -8653,7 +8653,7 @@
           <w:sz w:val="24"/>
           <w:szCs w:val="24"/>
         </w:rPr>
-        <w:t xml:space="preserve">[48:53 - 48:58] </w:t>
+        <w:t xml:space="preserve"/>
       </w:r>
       <w:r>
         <w:rPr>
@@ -8717,7 +8717,7 @@
           <w:sz w:val="24"/>
           <w:szCs w:val="24"/>
         </w:rPr>
-        <w:t xml:space="preserve">[48:59 - 49:03] </w:t>
+        <w:t xml:space="preserve"/>
       </w:r>
       <w:r>
         <w:rPr>
@@ -8781,7 +8781,7 @@
           <w:sz w:val="24"/>
           <w:szCs w:val="24"/>
         </w:rPr>
-        <w:t xml:space="preserve">[49:03 - 49:05] </w:t>
+        <w:t xml:space="preserve"/>
       </w:r>
       <w:r>
         <w:rPr>
@@ -8845,7 +8845,7 @@
           <w:sz w:val="24"/>
           <w:szCs w:val="24"/>
         </w:rPr>
-        <w:t xml:space="preserve">[49:09 - 49:10] </w:t>
+        <w:t xml:space="preserve"/>
       </w:r>
       <w:r>
         <w:rPr>
@@ -8909,7 +8909,7 @@
           <w:sz w:val="24"/>
           <w:szCs w:val="24"/>
         </w:rPr>
-        <w:t xml:space="preserve">[49:10 - 49:11] </w:t>
+        <w:t xml:space="preserve"/>
       </w:r>
       <w:r>
         <w:rPr>
